--- a/DOCS/word/BAN_DO_CHUC_NANG.docx
+++ b/DOCS/word/BAN_DO_CHUC_NANG.docx
@@ -654,7 +654,25 @@
               <w:t>Hoá đơn vận chuyển</w:t>
             </w:r>
             <w:r>
-              <w:t xml:space="preserve"> (bản in) + nút *Lập hoá đơn* / *Đã thu tiền* của kế toán doanh thu</w:t>
+              <w:t xml:space="preserve"> (bản in) + </w:t>
+            </w:r>
+            <w:r>
+              <w:rPr>
+                <w:b/>
+              </w:rPr>
+              <w:t>sổ thu tiền</w:t>
+            </w:r>
+            <w:r>
+              <w:t xml:space="preserve"> từng lần (tiền nào cũng được, có tỷ giá ngày thu) của kế toán doanh thu; khách hợp đồng thì </w:t>
+            </w:r>
+            <w:r>
+              <w:rPr>
+                <w:b/>
+              </w:rPr>
+              <w:t>hoá đơn gộp tháng</w:t>
+            </w:r>
+            <w:r>
+              <w:t xml:space="preserve"> một tờ nhiều phiếu</w:t>
             </w:r>
           </w:p>
         </w:tc>
@@ -679,7 +697,7 @@
           <w:p>
             <w:r/>
             <w:r>
-              <w:t>Họ không ký POD điện tử; hoá đơn giấy in ra và ký tay</w:t>
+              <w:t>Họ không ký POD điện tử; hoá đơn giấy in ra và ký tay. Anh Khampla C8.2: khách hợp đồng nhận một tờ cuối tháng</w:t>
             </w:r>
           </w:p>
         </w:tc>
@@ -993,7 +1011,16 @@
               <w:t>Mục V của phiếu</w:t>
             </w:r>
             <w:r>
-              <w:t xml:space="preserve"> + báo cáo sửa chữa theo xe (gom từ mục V)</w:t>
+              <w:t xml:space="preserve"> (sửa trong chuyến) + </w:t>
+            </w:r>
+            <w:r>
+              <w:rPr>
+                <w:b/>
+              </w:rPr>
+              <w:t>Lệnh sửa chữa riêng</w:t>
+            </w:r>
+            <w:r>
+              <w:t xml:space="preserve"> (xe nằm bãi đại tu, bảo dưỡng định kỳ — không gắn phiếu) · màn Xe tab Sửa chữa gom cả hai</w:t>
             </w:r>
           </w:p>
         </w:tc>
@@ -1007,7 +1034,7 @@
               <w:rPr>
                 <w:b/>
               </w:rPr>
-              <w:t>Thay</w:t>
+              <w:t>Thay + Mới</w:t>
             </w:r>
           </w:p>
         </w:tc>
@@ -1018,7 +1045,7 @@
           <w:p>
             <w:r/>
             <w:r>
-              <w:t>Quy trình của họ: sửa xe gắn vào số phiếu xuất xe, không có phiếu bảo dưỡng riêng</w:t>
+              <w:t>Anh Khampla C7.3 xác nhận có bảo dưỡng định kỳ; lệnh riêng đi đúng chuỗi duyệt của mục V</w:t>
             </w:r>
           </w:p>
         </w:tc>
@@ -1311,7 +1338,25 @@
               <w:t>Xe liên kết</w:t>
             </w:r>
             <w:r>
-              <w:t xml:space="preserve"> — báo cáo riêng + bảng thanh toán chủ xe trên phiếu</w:t>
+              <w:t xml:space="preserve"> — báo cáo riêng + danh mục </w:t>
+            </w:r>
+            <w:r>
+              <w:rPr>
+                <w:b/>
+              </w:rPr>
+              <w:t>chủ xe</w:t>
+            </w:r>
+            <w:r>
+              <w:t xml:space="preserve"> (phí %, ngưỡng tấn, cách trả riêng từng chủ) + quỹ </w:t>
+            </w:r>
+            <w:r>
+              <w:rPr>
+                <w:b/>
+              </w:rPr>
+              <w:t>trả gộp</w:t>
+            </w:r>
+            <w:r>
+              <w:t xml:space="preserve"> nhiều phiếu một đợt</w:t>
             </w:r>
           </w:p>
         </w:tc>
@@ -1336,7 +1381,7 @@
           <w:p>
             <w:r/>
             <w:r>
-              <w:t>Trọng tâm mô hình môi giới của họ</w:t>
+              <w:t>Trọng tâm mô hình môi giới của họ; anh Khampla C4.2 · C4.3</w:t>
             </w:r>
           </w:p>
         </w:tc>
@@ -1349,7 +1394,7 @@
           <w:p>
             <w:r/>
             <w:r>
-              <w:t>Tiền chuyến tài xế (chưa có)</w:t>
+              <w:t>Thẻ cao tốc (chưa có)</w:t>
             </w:r>
           </w:p>
         </w:tc>
@@ -1363,10 +1408,10 @@
               <w:rPr>
                 <w:b/>
               </w:rPr>
-              <w:t>Tiền chuyến &amp; tiền nước tài xế</w:t>
-            </w:r>
-            <w:r>
-              <w:t xml:space="preserve"> — gom từ mục IV theo tháng</w:t>
+              <w:t>Thẻ cao tốc</w:t>
+            </w:r>
+            <w:r>
+              <w:t xml:space="preserve"> — số dư từng thẻ, nạp tiền, trừ khi ghi sổ mục IV, cấn trừ cước cuối tháng cho thẻ khách cấp</w:t>
             </w:r>
           </w:p>
         </w:tc>
@@ -1391,7 +1436,7 @@
           <w:p>
             <w:r/>
             <w:r>
-              <w:t>Sheet báo cáo số 5 của họ</w:t>
+              <w:t>Anh Khampla C6.1</w:t>
             </w:r>
           </w:p>
         </w:tc>
@@ -1404,7 +1449,7 @@
           <w:p>
             <w:r/>
             <w:r>
-              <w:t>Công nợ nhà cung cấp (chưa có)</w:t>
+              <w:t>Nợ trạm dầu Việt Nam (chưa có)</w:t>
             </w:r>
           </w:p>
         </w:tc>
@@ -1415,13 +1460,25 @@
           <w:p>
             <w:r/>
             <w:r>
+              <w:t xml:space="preserve">Ô </w:t>
+            </w:r>
+            <w:r>
               <w:rPr>
                 <w:b/>
               </w:rPr>
-              <w:t>Theo dõi nhà cung cấp</w:t>
-            </w:r>
-            <w:r>
-              <w:t xml:space="preserve"> — phát sinh từ phiếu, đã trả, còn nợ</w:t>
+              <w:t>Ghi nợ tại trạm</w:t>
+            </w:r>
+            <w:r>
+              <w:t xml:space="preserve"> trên dòng dầu mua ngoài · công nợ trạm · bảng </w:t>
+            </w:r>
+            <w:r>
+              <w:rPr>
+                <w:b/>
+              </w:rPr>
+              <w:t>Cấn trừ cuối tháng</w:t>
+            </w:r>
+            <w:r>
+              <w:t xml:space="preserve"> (thẻ + nợ trạm cạnh cước phải thu)</w:t>
             </w:r>
           </w:p>
         </w:tc>
@@ -1446,7 +1503,7 @@
           <w:p>
             <w:r/>
             <w:r>
-              <w:t>Sheet báo cáo số 6</w:t>
+              <w:t>Anh Khampla C5.1</w:t>
             </w:r>
           </w:p>
         </w:tc>
@@ -1459,7 +1516,7 @@
           <w:p>
             <w:r/>
             <w:r>
-              <w:t>Kho nhiên liệu (chưa có)</w:t>
+              <w:t>Đổi xe giữa đường (chưa có)</w:t>
             </w:r>
           </w:p>
         </w:tc>
@@ -1470,13 +1527,16 @@
           <w:p>
             <w:r/>
             <w:r>
+              <w:t xml:space="preserve">Nút </w:t>
+            </w:r>
+            <w:r>
               <w:rPr>
                 <w:b/>
               </w:rPr>
-              <w:t>Kho nhiên liệu</w:t>
-            </w:r>
-            <w:r>
-              <w:t xml:space="preserve"> — sổ nhập / xuất cho xe / tồn</w:t>
+              <w:t>Đổi xe</w:t>
+            </w:r>
+            <w:r>
+              <w:t xml:space="preserve"> trên phiếu đang chạy — giữ nguyên chuyến, kéo mục I về kiểm lại</w:t>
             </w:r>
           </w:p>
         </w:tc>
@@ -1501,7 +1561,7 @@
           <w:p>
             <w:r/>
             <w:r>
-              <w:t>Sheet báo cáo số 3 · TK 625/371</w:t>
+              <w:t>Anh Khampla C2.2</w:t>
             </w:r>
           </w:p>
         </w:tc>
@@ -1514,7 +1574,7 @@
           <w:p>
             <w:r/>
             <w:r>
-              <w:t>Kho phụ tùng (chưa có)</w:t>
+              <w:t>Tiền chuyến tài xế (chưa có)</w:t>
             </w:r>
           </w:p>
         </w:tc>
@@ -1528,10 +1588,10 @@
               <w:rPr>
                 <w:b/>
               </w:rPr>
-              <w:t>Kho phụ tùng</w:t>
-            </w:r>
-            <w:r>
-              <w:t xml:space="preserve"> — tồn, tồn tối thiểu, xuất theo xe</w:t>
+              <w:t>Tiền chuyến &amp; tiền nước tài xế</w:t>
+            </w:r>
+            <w:r>
+              <w:t xml:space="preserve"> — gom từ mục IV theo tháng</w:t>
             </w:r>
           </w:p>
         </w:tc>
@@ -1556,7 +1616,7 @@
           <w:p>
             <w:r/>
             <w:r>
-              <w:t>Sheet báo cáo số 4 · TK 614/371</w:t>
+              <w:t>Sheet báo cáo số 5 của họ</w:t>
             </w:r>
           </w:p>
         </w:tc>
@@ -1569,7 +1629,7 @@
           <w:p>
             <w:r/>
             <w:r>
-              <w:t>Phân quyền (hệ cha lo)</w:t>
+              <w:t>Công nợ nhà cung cấp (chưa có)</w:t>
             </w:r>
           </w:p>
         </w:tc>
@@ -1583,10 +1643,10 @@
               <w:rPr>
                 <w:b/>
               </w:rPr>
-              <w:t>Tài khoản &amp; vai</w:t>
-            </w:r>
-            <w:r>
-              <w:t xml:space="preserve"> — 7 vai, mỗi vai được làm một bước trên phiếu</w:t>
+              <w:t>Theo dõi nhà cung cấp</w:t>
+            </w:r>
+            <w:r>
+              <w:t xml:space="preserve"> — phát sinh từ phiếu, đã trả, còn nợ</w:t>
             </w:r>
           </w:p>
         </w:tc>
@@ -1611,7 +1671,7 @@
           <w:p>
             <w:r/>
             <w:r>
-              <w:t>Sheet ໜ້າວຽກ: ai nhập, ai kiểm, ai ghi sổ, ai chi</w:t>
+              <w:t>Sheet báo cáo số 6</w:t>
             </w:r>
           </w:p>
         </w:tc>
@@ -1624,7 +1684,7 @@
           <w:p>
             <w:r/>
             <w:r>
-              <w:t>Trợ lý AI (EPL_TroLy)</w:t>
+              <w:t>Kho nhiên liệu (chưa có)</w:t>
             </w:r>
           </w:p>
         </w:tc>
@@ -1635,7 +1695,13 @@
           <w:p>
             <w:r/>
             <w:r>
-              <w:t>—</w:t>
+              <w:rPr>
+                <w:b/>
+              </w:rPr>
+              <w:t>Kho nhiên liệu</w:t>
+            </w:r>
+            <w:r>
+              <w:t xml:space="preserve"> — sổ nhập / xuất cho xe / tồn</w:t>
             </w:r>
           </w:p>
         </w:tc>
@@ -1649,7 +1715,7 @@
               <w:rPr>
                 <w:b/>
               </w:rPr>
-              <w:t>Không mang sang</w:t>
+              <w:t>Mới</w:t>
             </w:r>
           </w:p>
         </w:tc>
@@ -1660,7 +1726,7 @@
           <w:p>
             <w:r/>
             <w:r>
-              <w:t>Ngoài phạm vi "năm 2016"</w:t>
+              <w:t>Sheet báo cáo số 3 · TK 625/371</w:t>
             </w:r>
           </w:p>
         </w:tc>
@@ -1673,7 +1739,7 @@
           <w:p>
             <w:r/>
             <w:r>
-              <w:t>Trang tài xế (EPL_TaiXe)</w:t>
+              <w:t>Kho phụ tùng (chưa có)</w:t>
             </w:r>
           </w:p>
         </w:tc>
@@ -1684,7 +1750,13 @@
           <w:p>
             <w:r/>
             <w:r>
-              <w:t>—</w:t>
+              <w:rPr>
+                <w:b/>
+              </w:rPr>
+              <w:t>Kho phụ tùng</w:t>
+            </w:r>
+            <w:r>
+              <w:t xml:space="preserve"> — tồn, tồn tối thiểu, xuất theo xe</w:t>
             </w:r>
           </w:p>
         </w:tc>
@@ -1698,7 +1770,7 @@
               <w:rPr>
                 <w:b/>
               </w:rPr>
-              <w:t>Không mang sang</w:t>
+              <w:t>Mới</w:t>
             </w:r>
           </w:p>
         </w:tc>
@@ -1709,6 +1781,168 @@
           <w:p>
             <w:r/>
             <w:r>
+              <w:t>Sheet báo cáo số 4 · TK 614/371</w:t>
+            </w:r>
+          </w:p>
+        </w:tc>
+      </w:tr>
+      <w:tr>
+        <w:tc>
+          <w:tcPr>
+            <w:tcW w:type="dxa" w:w="2160"/>
+          </w:tcPr>
+          <w:p>
+            <w:r/>
+            <w:r>
+              <w:t>Phân quyền (hệ cha lo)</w:t>
+            </w:r>
+          </w:p>
+        </w:tc>
+        <w:tc>
+          <w:tcPr>
+            <w:tcW w:type="dxa" w:w="2160"/>
+          </w:tcPr>
+          <w:p>
+            <w:r/>
+            <w:r>
+              <w:rPr>
+                <w:b/>
+              </w:rPr>
+              <w:t>Tài khoản &amp; vai</w:t>
+            </w:r>
+            <w:r>
+              <w:t xml:space="preserve"> — 11 vai, mỗi vai được làm một bước trên phiếu; </w:t>
+            </w:r>
+            <w:r>
+              <w:rPr>
+                <w:b/>
+              </w:rPr>
+              <w:t>máy chủ bỏ hẳn tiền bán</w:t>
+            </w:r>
+            <w:r>
+              <w:t xml:space="preserve"> khỏi gói trả về với vai không được xem</w:t>
+            </w:r>
+          </w:p>
+        </w:tc>
+        <w:tc>
+          <w:tcPr>
+            <w:tcW w:type="dxa" w:w="2160"/>
+          </w:tcPr>
+          <w:p>
+            <w:r/>
+            <w:r>
+              <w:rPr>
+                <w:b/>
+              </w:rPr>
+              <w:t>Mới</w:t>
+            </w:r>
+          </w:p>
+        </w:tc>
+        <w:tc>
+          <w:tcPr>
+            <w:tcW w:type="dxa" w:w="2160"/>
+          </w:tcPr>
+          <w:p>
+            <w:r/>
+            <w:r>
+              <w:t>Sheet ໜ້າວຽກ: ai nhập, ai kiểm, ai ghi sổ, ai chi; anh Khampla C1.2 tách thêm kho phụ tùng và tổ sửa chữa</w:t>
+            </w:r>
+          </w:p>
+        </w:tc>
+      </w:tr>
+      <w:tr>
+        <w:tc>
+          <w:tcPr>
+            <w:tcW w:type="dxa" w:w="2160"/>
+          </w:tcPr>
+          <w:p>
+            <w:r/>
+            <w:r>
+              <w:t>Trợ lý AI (EPL_TroLy)</w:t>
+            </w:r>
+          </w:p>
+        </w:tc>
+        <w:tc>
+          <w:tcPr>
+            <w:tcW w:type="dxa" w:w="2160"/>
+          </w:tcPr>
+          <w:p>
+            <w:r/>
+            <w:r>
+              <w:t>—</w:t>
+            </w:r>
+          </w:p>
+        </w:tc>
+        <w:tc>
+          <w:tcPr>
+            <w:tcW w:type="dxa" w:w="2160"/>
+          </w:tcPr>
+          <w:p>
+            <w:r/>
+            <w:r>
+              <w:rPr>
+                <w:b/>
+              </w:rPr>
+              <w:t>Không mang sang</w:t>
+            </w:r>
+          </w:p>
+        </w:tc>
+        <w:tc>
+          <w:tcPr>
+            <w:tcW w:type="dxa" w:w="2160"/>
+          </w:tcPr>
+          <w:p>
+            <w:r/>
+            <w:r>
+              <w:t>Ngoài phạm vi "năm 2016"</w:t>
+            </w:r>
+          </w:p>
+        </w:tc>
+      </w:tr>
+      <w:tr>
+        <w:tc>
+          <w:tcPr>
+            <w:tcW w:type="dxa" w:w="2160"/>
+          </w:tcPr>
+          <w:p>
+            <w:r/>
+            <w:r>
+              <w:t>Trang tài xế (EPL_TaiXe)</w:t>
+            </w:r>
+          </w:p>
+        </w:tc>
+        <w:tc>
+          <w:tcPr>
+            <w:tcW w:type="dxa" w:w="2160"/>
+          </w:tcPr>
+          <w:p>
+            <w:r/>
+            <w:r>
+              <w:t>—</w:t>
+            </w:r>
+          </w:p>
+        </w:tc>
+        <w:tc>
+          <w:tcPr>
+            <w:tcW w:type="dxa" w:w="2160"/>
+          </w:tcPr>
+          <w:p>
+            <w:r/>
+            <w:r>
+              <w:rPr>
+                <w:b/>
+              </w:rPr>
+              <w:t>Không mang sang</w:t>
+            </w:r>
+          </w:p>
+        </w:tc>
+        <w:tc>
+          <w:tcPr>
+            <w:tcW w:type="dxa" w:w="2160"/>
+          </w:tcPr>
+          <w:p>
+            <w:r/>
+            <w:r>
               <w:t>Tài xế không thao tác trên hệ</w:t>
             </w:r>
           </w:p>
@@ -1724,7 +1958,7 @@
         <w:rPr>
           <w:color w:val="145C4A"/>
         </w:rPr>
-        <w:t>3. Chín vai và việc của từng vai</w:t>
+        <w:t>3. Mười một vai và việc của từng vai</w:t>
       </w:r>
     </w:p>
     <w:tbl>
@@ -1834,7 +2068,16 @@
               <w:t>Nhập</w:t>
             </w:r>
             <w:r>
-              <w:t xml:space="preserve"> mục I–VI, lập phiếu, cập nhật xe đã chạy / đã tới</w:t>
+              <w:t xml:space="preserve"> mục I–IV và VI, lập phiếu, cập nhật xe đã chạy / đã tới, </w:t>
+            </w:r>
+            <w:r>
+              <w:rPr>
+                <w:b/>
+              </w:rPr>
+              <w:t>đổi xe</w:t>
+            </w:r>
+            <w:r>
+              <w:t xml:space="preserve"> giữa đường. Mục V và kho phụ tùng đã rút sang hai vai dưới (C1.2)</w:t>
             </w:r>
           </w:p>
         </w:tc>
@@ -1862,7 +2105,7 @@
           <w:p>
             <w:r/>
             <w:r>
-              <w:t>ບັນຊີລາຍຈ່າຍ/ຮັບ ວຽງຈັນ — Kế toán thu/chi Viêng Chăn</w:t>
+              <w:t>ບັນຊີລາຍຈ່າຍ/ຮັບ ວຽງຈັນ — KT Thu/Chi Viêng Chăn</w:t>
             </w:r>
           </w:p>
         </w:tc>
@@ -1879,16 +2122,7 @@
               <w:t>Kiểm</w:t>
             </w:r>
             <w:r>
-              <w:t xml:space="preserve"> I, II, IV, V, VI · </w:t>
-            </w:r>
-            <w:r>
-              <w:rPr>
-                <w:b/>
-              </w:rPr>
-              <w:t>ghi sổ</w:t>
-            </w:r>
-            <w:r>
-              <w:t xml:space="preserve"> IV, V, VI · trả lại cho Bãi sửa</w:t>
+              <w:t xml:space="preserve"> I, II · khoá phiếu · bảng giá khách · danh mục chủ xe · thẻ cao tốc · tỷ giá</w:t>
             </w:r>
           </w:p>
         </w:tc>
@@ -1905,7 +2139,7 @@
                 <w:rFonts w:ascii="Consolas" w:hAnsi="Consolas"/>
                 <w:sz w:val="19"/>
               </w:rPr>
-              <w:t>fuel</w:t>
+              <w:t>expacct</w:t>
             </w:r>
           </w:p>
         </w:tc>
@@ -1916,7 +2150,7 @@
           <w:p>
             <w:r/>
             <w:r>
-              <w:t>ບັນຊີສາງນໍ້າມັນ — Kế toán kho nhiên liệu</w:t>
+              <w:t>ບັນຊີລາຍຈ່າຍ ວຽງຈັນ — KT Chi phí VC</w:t>
             </w:r>
           </w:p>
         </w:tc>
@@ -1942,7 +2176,7 @@
               <w:t>ghi sổ</w:t>
             </w:r>
             <w:r>
-              <w:t xml:space="preserve"> mục III</w:t>
+              <w:t xml:space="preserve"> IV, V, VI · lệnh sửa chữa · nhà cung cấp · tất toán tài xế</w:t>
             </w:r>
           </w:p>
         </w:tc>
@@ -1959,7 +2193,7 @@
                 <w:rFonts w:ascii="Consolas" w:hAnsi="Consolas"/>
                 <w:sz w:val="19"/>
               </w:rPr>
-              <w:t>treasury</w:t>
+              <w:t>parts</w:t>
             </w:r>
           </w:p>
         </w:tc>
@@ -1970,7 +2204,7 @@
           <w:p>
             <w:r/>
             <w:r>
-              <w:t>ຄັງເງິນ ວຽງຈັນ — Quỹ Viêng Chăn</w:t>
+              <w:t>ຜູ້ຮັກສາສາງອະໄຫຼ່ ທ່າບົກ — Thủ kho phụ tùng</w:t>
             </w:r>
           </w:p>
         </w:tc>
@@ -1984,10 +2218,10 @@
               <w:rPr>
                 <w:b/>
               </w:rPr>
-              <w:t>Chi</w:t>
-            </w:r>
-            <w:r>
-              <w:t xml:space="preserve"> mục III</w:t>
+              <w:t>Nhập · xuất kho phụ tùng</w:t>
+            </w:r>
+            <w:r>
+              <w:t>; không duyệt mục nào</w:t>
             </w:r>
           </w:p>
         </w:tc>
@@ -2004,7 +2238,7 @@
                 <w:rFonts w:ascii="Consolas" w:hAnsi="Consolas"/>
                 <w:sz w:val="19"/>
               </w:rPr>
-              <w:t>cash</w:t>
+              <w:t>repair</w:t>
             </w:r>
           </w:p>
         </w:tc>
@@ -2015,7 +2249,7 @@
           <w:p>
             <w:r/>
             <w:r>
-              <w:t>ຄັງເງິນສົດຍ່ອຍ ທ່າບົກ — Tiền mặt lẻ Thà Bốc</w:t>
+              <w:t>ໜ່ວຍສ້ອມແປງ ທ່າບົກ — Tổ sửa chữa</w:t>
             </w:r>
           </w:p>
         </w:tc>
@@ -2029,10 +2263,16 @@
               <w:rPr>
                 <w:b/>
               </w:rPr>
-              <w:t>Chi</w:t>
-            </w:r>
-            <w:r>
-              <w:t xml:space="preserve"> mục IV, V, VI</w:t>
+              <w:t>Nhập mục V</w:t>
+            </w:r>
+            <w:r>
+              <w:t xml:space="preserve">, duyệt báo hỏng của tài xế, quyết lấy kho hay ra gara, lập </w:t>
+            </w:r>
+            <w:r>
+              <w:rPr>
+                <w:b/>
+              </w:rPr>
+              <w:t>lệnh sửa chữa riêng</w:t>
             </w:r>
           </w:p>
         </w:tc>
@@ -2049,7 +2289,7 @@
                 <w:rFonts w:ascii="Consolas" w:hAnsi="Consolas"/>
                 <w:sz w:val="19"/>
               </w:rPr>
-              <w:t>rev</w:t>
+              <w:t>fuel</w:t>
             </w:r>
           </w:p>
         </w:tc>
@@ -2060,7 +2300,7 @@
           <w:p>
             <w:r/>
             <w:r>
-              <w:t>ບັນຊີລາຍຮັບ — Kế toán doanh thu</w:t>
+              <w:t>ບັນຊີສາງນໍ້າມັນ — Kế toán kho nhiên liệu</w:t>
             </w:r>
           </w:p>
         </w:tc>
@@ -2074,10 +2314,163 @@
               <w:rPr>
                 <w:b/>
               </w:rPr>
+              <w:t>Kiểm</w:t>
+            </w:r>
+            <w:r>
+              <w:t xml:space="preserve"> và </w:t>
+            </w:r>
+            <w:r>
+              <w:rPr>
+                <w:b/>
+              </w:rPr>
+              <w:t>ghi sổ</w:t>
+            </w:r>
+            <w:r>
+              <w:t xml:space="preserve"> mục III</w:t>
+            </w:r>
+          </w:p>
+        </w:tc>
+      </w:tr>
+      <w:tr>
+        <w:tc>
+          <w:tcPr>
+            <w:tcW w:type="dxa" w:w="2880"/>
+          </w:tcPr>
+          <w:p>
+            <w:r/>
+            <w:r>
+              <w:rPr>
+                <w:rFonts w:ascii="Consolas" w:hAnsi="Consolas"/>
+                <w:sz w:val="19"/>
+              </w:rPr>
+              <w:t>treasury</w:t>
+            </w:r>
+          </w:p>
+        </w:tc>
+        <w:tc>
+          <w:tcPr>
+            <w:tcW w:type="dxa" w:w="2880"/>
+          </w:tcPr>
+          <w:p>
+            <w:r/>
+            <w:r>
+              <w:t>ຄັງເງິນ ວຽງຈັນ — Quỹ Viêng Chăn</w:t>
+            </w:r>
+          </w:p>
+        </w:tc>
+        <w:tc>
+          <w:tcPr>
+            <w:tcW w:type="dxa" w:w="2880"/>
+          </w:tcPr>
+          <w:p>
+            <w:r/>
+            <w:r>
+              <w:rPr>
+                <w:b/>
+              </w:rPr>
+              <w:t>Chi</w:t>
+            </w:r>
+            <w:r>
+              <w:t xml:space="preserve"> mục III</w:t>
+            </w:r>
+          </w:p>
+        </w:tc>
+      </w:tr>
+      <w:tr>
+        <w:tc>
+          <w:tcPr>
+            <w:tcW w:type="dxa" w:w="2880"/>
+          </w:tcPr>
+          <w:p>
+            <w:r/>
+            <w:r>
+              <w:rPr>
+                <w:rFonts w:ascii="Consolas" w:hAnsi="Consolas"/>
+                <w:sz w:val="19"/>
+              </w:rPr>
+              <w:t>cash</w:t>
+            </w:r>
+          </w:p>
+        </w:tc>
+        <w:tc>
+          <w:tcPr>
+            <w:tcW w:type="dxa" w:w="2880"/>
+          </w:tcPr>
+          <w:p>
+            <w:r/>
+            <w:r>
+              <w:t>ຄັງເງິນສົດຍ່ອຍ ທ່າບົກ — Tiền mặt lẻ Thà Bốc</w:t>
+            </w:r>
+          </w:p>
+        </w:tc>
+        <w:tc>
+          <w:tcPr>
+            <w:tcW w:type="dxa" w:w="2880"/>
+          </w:tcPr>
+          <w:p>
+            <w:r/>
+            <w:r>
+              <w:rPr>
+                <w:b/>
+              </w:rPr>
+              <w:t>Chi</w:t>
+            </w:r>
+            <w:r>
+              <w:t xml:space="preserve"> mục IV, V, VI</w:t>
+            </w:r>
+          </w:p>
+        </w:tc>
+      </w:tr>
+      <w:tr>
+        <w:tc>
+          <w:tcPr>
+            <w:tcW w:type="dxa" w:w="2880"/>
+          </w:tcPr>
+          <w:p>
+            <w:r/>
+            <w:r>
+              <w:rPr>
+                <w:rFonts w:ascii="Consolas" w:hAnsi="Consolas"/>
+                <w:sz w:val="19"/>
+              </w:rPr>
+              <w:t>rev</w:t>
+            </w:r>
+          </w:p>
+        </w:tc>
+        <w:tc>
+          <w:tcPr>
+            <w:tcW w:type="dxa" w:w="2880"/>
+          </w:tcPr>
+          <w:p>
+            <w:r/>
+            <w:r>
+              <w:t>ບັນຊີລາຍຮັບ — Kế toán doanh thu</w:t>
+            </w:r>
+          </w:p>
+        </w:tc>
+        <w:tc>
+          <w:tcPr>
+            <w:tcW w:type="dxa" w:w="2880"/>
+          </w:tcPr>
+          <w:p>
+            <w:r/>
+            <w:r>
+              <w:rPr>
+                <w:b/>
+              </w:rPr>
               <w:t>Lập hoá đơn</w:t>
             </w:r>
             <w:r>
-              <w:t xml:space="preserve">, </w:t>
+              <w:t xml:space="preserve"> (từng phiếu hoặc </w:t>
+            </w:r>
+            <w:r>
+              <w:rPr>
+                <w:b/>
+              </w:rPr>
+              <w:t>gộp tháng</w:t>
+            </w:r>
+            <w:r>
+              <w:t xml:space="preserve">), </w:t>
             </w:r>
             <w:r>
               <w:rPr>
@@ -2086,7 +2479,7 @@
               <w:t>ghi thu tiền</w:t>
             </w:r>
             <w:r>
-              <w:t xml:space="preserve"> khách (mức phiếu)</w:t>
+              <w:t xml:space="preserve"> khách, xem cấn trừ cuối tháng</w:t>
             </w:r>
           </w:p>
         </w:tc>
@@ -2790,16 +3183,19 @@
           <w:p>
             <w:r/>
             <w:r>
-              <w:t xml:space="preserve">Trừ tồn kho phụ tùng </w:t>
+              <w:rPr>
+                <w:b/>
+              </w:rPr>
+              <w:t>Tổ sửa chữa</w:t>
+            </w:r>
+            <w:r>
+              <w:t xml:space="preserve"> khai (màn Theo dõi tuyến hoặc lệnh sửa chữa) → trừ tồn kho phụ tùng </w:t>
             </w:r>
             <w:r>
               <w:rPr>
                 <w:b/>
               </w:rPr>
               <w:t>ngay lúc khai</w:t>
-            </w:r>
-            <w:r>
-              <w:t xml:space="preserve"> trên màn Theo dõi tuyến</w:t>
             </w:r>
           </w:p>
         </w:tc>
@@ -2814,7 +3210,7 @@
                 <w:rFonts w:ascii="Consolas" w:hAnsi="Consolas"/>
                 <w:sz w:val="19"/>
               </w:rPr>
-              <w:t>614/371</w:t>
+              <w:t>614/1371</w:t>
             </w:r>
           </w:p>
         </w:tc>
@@ -2829,7 +3225,7 @@
                 <w:rFonts w:ascii="Consolas" w:hAnsi="Consolas"/>
                 <w:sz w:val="19"/>
               </w:rPr>
-              <w:t>4022/371</w:t>
+              <w:t>4022/1371</w:t>
             </w:r>
           </w:p>
         </w:tc>
